--- a/tests/corpus/generated/invoice-en-merged.docx
+++ b/tests/corpus/generated/invoice-en-merged.docx
@@ -588,6 +588,7 @@
         </w:tc>
       </w:tr>
     </w:tbl>
+    <w:p/>
     <w:sectPr>
       <w:pgSz w:w="12240" w:h="15840"/>
       <w:pgMar w:top="1440" w:right="1440" w:bottom="1440" w:left="1440" w:header="708" w:footer="708" w:gutter="0"/>
